--- a/public/resume/JohnCedricAcapulco-Resume.docx
+++ b/public/resume/JohnCedricAcapulco-Resume.docx
@@ -128,27 +128,7 @@
             <w:szCs w:val="16"/>
             <w:lang w:val="en-AE"/>
           </w:rPr>
-          <w:t>https://website-portfolio-orcin-theta.ve</w:t>
-        </w:r>
-        <w:r>
-          <w:rPr>
-            <w:rStyle w:val="Hyperlink"/>
-            <w:rFonts w:ascii="Arial" w:hAnsi="Arial" w:cs="Arial"/>
-            <w:sz w:val="16"/>
-            <w:szCs w:val="16"/>
-            <w:lang w:val="en-AE"/>
-          </w:rPr>
-          <w:t>r</w:t>
-        </w:r>
-        <w:r>
-          <w:rPr>
-            <w:rStyle w:val="Hyperlink"/>
-            <w:rFonts w:ascii="Arial" w:hAnsi="Arial" w:cs="Arial"/>
-            <w:sz w:val="16"/>
-            <w:szCs w:val="16"/>
-            <w:lang w:val="en-AE"/>
-          </w:rPr>
-          <w:t>cel.app/</w:t>
+          <w:t>https://website-portfolio-cedric.vercel.app/</w:t>
         </w:r>
       </w:hyperlink>
     </w:p>
@@ -743,7 +723,6 @@
           <w:szCs w:val="20"/>
         </w:rPr>
       </w:pPr>
-      <w:proofErr w:type="spellStart"/>
       <w:r>
         <w:rPr>
           <w:rFonts w:ascii="Arial" w:hAnsi="Arial" w:cs="Arial"/>
@@ -752,18 +731,7 @@
           <w:sz w:val="20"/>
           <w:szCs w:val="20"/>
         </w:rPr>
-        <w:t>AgriDate</w:t>
-      </w:r>
-      <w:proofErr w:type="spellEnd"/>
-      <w:r>
-        <w:rPr>
-          <w:rFonts w:ascii="Arial" w:hAnsi="Arial" w:cs="Arial"/>
-          <w:b/>
-          <w:bCs/>
-          <w:sz w:val="20"/>
-          <w:szCs w:val="20"/>
-        </w:rPr>
-        <w:t>: A Solar-Powered IoT-Enabled Crop Planning and Planting Dates Using Random Forest Regression</w:t>
+        <w:t>AgriDate: A Solar-Powered IoT-Enabled Crop Planning and Planting Dates Using Random Forest Regression</w:t>
       </w:r>
       <w:r>
         <w:rPr>
@@ -1397,6 +1365,7 @@
       <w:r>
         <w:rPr>
           <w:rFonts w:ascii="Arial" w:hAnsi="Arial" w:cs="Arial"/>
+          <w:noProof/>
           <w:sz w:val="22"/>
           <w:szCs w:val="22"/>
         </w:rPr>
@@ -1496,18 +1465,8 @@
           <w:sz w:val="18"/>
           <w:szCs w:val="18"/>
         </w:rPr>
-        <w:t xml:space="preserve">Python Programming 2 Certificate — </w:t>
-      </w:r>
-      <w:proofErr w:type="spellStart"/>
-      <w:r>
-        <w:rPr>
-          <w:rFonts w:ascii="Arial" w:hAnsi="Arial" w:cs="Arial"/>
-          <w:sz w:val="18"/>
-          <w:szCs w:val="18"/>
-        </w:rPr>
-        <w:t>CodeChum</w:t>
-      </w:r>
-      <w:proofErr w:type="spellEnd"/>
+        <w:t>Python Programming 2 Certificate — CodeChum</w:t>
+      </w:r>
     </w:p>
     <w:p>
       <w:pPr>
@@ -3333,15 +3292,6 @@
   </w:num>
   <w:num w:numId="17" w16cid:durableId="754589651">
     <w:abstractNumId w:val="5"/>
-    <w:lvlOverride w:ilvl="0"/>
-    <w:lvlOverride w:ilvl="1"/>
-    <w:lvlOverride w:ilvl="2"/>
-    <w:lvlOverride w:ilvl="3"/>
-    <w:lvlOverride w:ilvl="4"/>
-    <w:lvlOverride w:ilvl="5"/>
-    <w:lvlOverride w:ilvl="6"/>
-    <w:lvlOverride w:ilvl="7"/>
-    <w:lvlOverride w:ilvl="8"/>
   </w:num>
 </w:numbering>
 </file>
@@ -3949,6 +3899,7 @@
   <w:style w:type="character" w:default="1" w:styleId="DefaultParagraphFont">
     <w:name w:val="Default Paragraph Font"/>
     <w:uiPriority w:val="1"/>
+    <w:semiHidden/>
     <w:unhideWhenUsed/>
   </w:style>
   <w:style w:type="table" w:default="1" w:styleId="TableNormal">
